--- a/data/revised_2026-10_full/tracked/v2/Core_Mathematics/SS2.4_Trigonometry_1/Core_Mathematics_Trigonometry_1_SummaryTable_TRACKED.docx
+++ b/data/revised_2026-10_full/tracked/v2/Core_Mathematics/SS2.4_Trigonometry_1/Core_Mathematics_Trigonometry_1_SummaryTable_TRACKED.docx
@@ -1044,7 +1044,7 @@
               </w:rPr>
               <w:t xml:space="preserve">Learners computed sin θ / cos θ for six angles (20°–70°) </w:t>
             </w:r>
-            <w:del w:id="9001" w:author="Claude (AI) - proposed" w:date="2026-10-15T20:14:11Z">
+            <w:del w:id="9001" w:author="Claude (AI) - proposed" w:date="2026-10-18T00:27:39Z">
               <w:r>
                 <w:rPr>
                   <w:rFonts w:ascii="Arial" w:cs="Arial" w:eastAsia="Arial" w:hAnsi="Arial"/>
@@ -1059,7 +1059,7 @@
                 <w:delText xml:space="preserve">from their Lesson 2 data</w:delText>
               </w:r>
             </w:del>
-            <w:ins w:id="9002" w:author="Claude (AI) - proposed" w:date="2026-10-15T20:14:11Z">
+            <w:ins w:id="9002" w:author="Claude (AI) - proposed" w:date="2026-10-18T00:27:39Z">
               <w:r>
                 <w:rPr>
                   <w:rFonts w:ascii="Arial" w:cs="Arial" w:eastAsia="Arial" w:hAnsi="Arial"/>
@@ -1087,7 +1087,7 @@
               </w:rPr>
               <w:t xml:space="preserve"> tables and found that the quotient matched </w:t>
             </w:r>
-            <w:del w:id="9003" w:author="Claude (AI) - proposed" w:date="2026-10-15T20:14:11Z">
+            <w:del w:id="9003" w:author="Claude (AI) - proposed" w:date="2026-10-18T00:27:39Z">
               <w:r>
                 <w:rPr>
                   <w:rFonts w:ascii="Arial" w:cs="Arial" w:eastAsia="Arial" w:hAnsi="Arial"/>
@@ -1102,7 +1102,7 @@
                 <w:delText xml:space="preserve">their recorded</w:delText>
               </w:r>
             </w:del>
-            <w:ins w:id="9004" w:author="Claude (AI) - proposed" w:date="2026-10-15T20:14:11Z">
+            <w:ins w:id="9004" w:author="Claude (AI) - proposed" w:date="2026-10-18T00:27:39Z">
               <w:r>
                 <w:rPr>
                   <w:rFonts w:ascii="Arial" w:cs="Arial" w:eastAsia="Arial" w:hAnsi="Arial"/>
@@ -1130,7 +1130,7 @@
               </w:rPr>
               <w:t xml:space="preserve"> tan θ values </w:t>
             </w:r>
-            <w:del w:id="9005" w:author="Claude (AI) - proposed" w:date="2026-10-15T20:14:11Z">
+            <w:del w:id="9005" w:author="Claude (AI) - proposed" w:date="2026-10-18T00:27:39Z">
               <w:r>
                 <w:rPr>
                   <w:rFonts w:ascii="Arial" w:cs="Arial" w:eastAsia="Arial" w:hAnsi="Arial"/>
@@ -1145,7 +1145,7 @@
                 <w:delText xml:space="preserve">exactly</w:delText>
               </w:r>
             </w:del>
-            <w:ins w:id="9006" w:author="Claude (AI) - proposed" w:date="2026-10-15T20:14:11Z">
+            <w:ins w:id="9006" w:author="Claude (AI) - proposed" w:date="2026-10-18T00:27:39Z">
               <w:r>
                 <w:rPr>
                   <w:rFonts w:ascii="Arial" w:cs="Arial" w:eastAsia="Arial" w:hAnsi="Arial"/>
@@ -1327,7 +1327,7 @@
               </w:rPr>
               <w:t xml:space="preserve">Learners constructed an isosceles right-angled triangle (legs = 1 unit) and a bisected equilateral triangle (side = 2 units, yielding a 30-60-90 triangle) using ruler and compasses. They measured all sides and recorded the values for the 45°, 30°, and 60° triangles in a table. They also identified that as an angle approaches 0° or 90°, specific side ratios approach 0 or 1 (or become undefined), using </w:t>
             </w:r>
-            <w:del w:id="9007" w:author="Claude (AI) - proposed" w:date="2026-10-15T20:14:11Z">
+            <w:del w:id="9007" w:author="Claude (AI) - proposed" w:date="2026-10-18T00:27:39Z">
               <w:r>
                 <w:rPr>
                   <w:rFonts w:ascii="Arial" w:cs="Arial" w:eastAsia="Arial" w:hAnsi="Arial"/>
@@ -1342,7 +1342,7 @@
                 <w:delText xml:space="preserve">their trig tables from Lesson 3</w:delText>
               </w:r>
             </w:del>
-            <w:ins w:id="9008" w:author="Claude (AI) - proposed" w:date="2026-10-15T20:14:11Z">
+            <w:ins w:id="9008" w:author="Claude (AI) - proposed" w:date="2026-10-18T00:27:39Z">
               <w:r>
                 <w:rPr>
                   <w:rFonts w:ascii="Arial" w:cs="Arial" w:eastAsia="Arial" w:hAnsi="Arial"/>
@@ -2020,7 +2020,7 @@
         </w:rPr>
         <w:t xml:space="preserve">© 2026 SeaVuria and ARES. This work is licensed under a </w:t>
       </w:r>
-      <w:hyperlink w:history="1" r:id="rIdsummbe0hmdrozevgff0o2">
+      <w:hyperlink w:history="1" r:id="rId8vvcuietubzz3uirmre4t">
         <w:r>
           <w:rPr>
             <w:rFonts w:ascii="Arial" w:cs="Arial" w:eastAsia="Arial" w:hAnsi="Arial"/>
@@ -2040,7 +2040,7 @@
         </w:rPr>
         <w:t xml:space="preserve"> (</w:t>
       </w:r>
-      <w:hyperlink w:history="1" r:id="rId21ielvujda6lu1hyps7tn">
+      <w:hyperlink w:history="1" r:id="rIdpovfuwmueipd9z7hqptaf">
         <w:r>
           <w:rPr>
             <w:rFonts w:ascii="Arial" w:cs="Arial" w:eastAsia="Arial" w:hAnsi="Arial"/>
@@ -2060,7 +2060,7 @@
         </w:rPr>
         <w:t xml:space="preserve">). To view a copy of this license, visit </w:t>
       </w:r>
-      <w:hyperlink w:history="1" r:id="rIdvxkyyxaqmqpye9mx4a-35">
+      <w:hyperlink w:history="1" r:id="rIds-qysymor6y5m4a2lkwmq">
         <w:r>
           <w:rPr>
             <w:rFonts w:ascii="Arial" w:cs="Arial" w:eastAsia="Arial" w:hAnsi="Arial"/>
